--- a/SS17/BTPT/BTPT.docx
+++ b/SS17/BTPT/BTPT.docx
@@ -3,12 +3,27 @@
 <w:document xmlns:wpc="http://schemas.microsoft.com/office/word/2010/wordprocessingCanvas" xmlns:cx="http://schemas.microsoft.com/office/drawing/2014/chartex" xmlns:cx1="http://schemas.microsoft.com/office/drawing/2015/9/8/chartex" xmlns:cx2="http://schemas.microsoft.com/office/drawing/2015/10/21/chartex" xmlns:cx3="http://schemas.microsoft.com/office/drawing/2016/5/9/chartex" xmlns:cx4="http://schemas.microsoft.com/office/drawing/2016/5/10/chartex" xmlns:cx5="http://schemas.microsoft.com/office/drawing/2016/5/11/chartex" xmlns:cx6="http://schemas.microsoft.com/office/drawing/2016/5/12/chartex" xmlns:cx7="http://schemas.microsoft.com/office/drawing/2016/5/13/chartex" xmlns:cx8="http://schemas.microsoft.com/office/drawing/2016/5/14/chartex" xmlns:mc="http://schemas.openxmlformats.org/markup-compatibility/2006" xmlns:aink="http://schemas.microsoft.com/office/drawing/2016/ink" xmlns:am3d="http://schemas.microsoft.com/office/drawing/2017/model3d" xmlns:o="urn:schemas-microsoft-com:office:office" xmlns:oel="http://schemas.microsoft.com/office/2019/extlst" xmlns:r="http://schemas.openxmlformats.org/officeDocument/2006/relationships" xmlns:m="http://schemas.openxmlformats.org/officeDocument/2006/math" xmlns:v="urn:schemas-microsoft-com:vml" xmlns:wp14="http://schemas.microsoft.com/office/word/2010/wordprocessingDrawing" xmlns:wp="http://schemas.openxmlformats.org/drawingml/2006/wordprocessingDrawing" xmlns:w10="urn:schemas-microsoft-com:office:word" xmlns:w="http://schemas.openxmlformats.org/wordprocessingml/2006/main" xmlns:w14="http://schemas.microsoft.com/office/word/2010/wordml" xmlns:w15="http://schemas.microsoft.com/office/word/2012/wordml" xmlns:w16cex="http://schemas.microsoft.com/office/word/2018/wordml/cex" xmlns:w16cid="http://schemas.microsoft.com/office/word/2016/wordml/cid" xmlns:w16="http://schemas.microsoft.com/office/word/2018/wordml" xmlns:w16du="http://schemas.microsoft.com/office/word/2023/wordml/word16du" xmlns:w16sdtdh="http://schemas.microsoft.com/office/word/2020/wordml/sdtdatahash" xmlns:w16sdtfl="http://schemas.microsoft.com/office/word/2024/wordml/sdtformatlock" xmlns:w16se="http://schemas.microsoft.com/office/word/2015/wordml/symex" xmlns:wpg="http://schemas.microsoft.com/office/word/2010/wordprocessingGroup" xmlns:wpi="http://schemas.microsoft.com/office/word/2010/wordprocessingInk" xmlns:wne="http://schemas.microsoft.com/office/word/2006/wordml" xmlns:wps="http://schemas.microsoft.com/office/word/2010/wordprocessingShape" mc:Ignorable="w14 w15 w16se w16cid w16 w16cex w16sdtdh w16sdtfl w16du wp14">
   <w:body>
     <w:p>
-      <w:r>
+      <w:pPr>
         <w:rPr>
           <w:b/>
           <w:bCs/>
         </w:rPr>
-        <w:t>Bước 1: Xác định đúng vị trí IEEE 830</w:t>
+      </w:pPr>
+      <w:r>
+        <w:rPr>
+          <w:b/>
+          <w:bCs/>
+        </w:rPr>
+        <w:t>Phần 1: Trình bày cơ chế, Bảng Trade-off và Lựa chọn giải pháp</w:t>
+      </w:r>
+    </w:p>
+    <w:p>
+      <w:r>
+        <w:rPr>
+          <w:b/>
+          <w:bCs/>
+        </w:rPr>
+        <w:t>1. Cơ chế của hai giải pháp:</w:t>
       </w:r>
     </w:p>
     <w:p>
@@ -23,184 +38,615 @@
           <w:b/>
           <w:bCs/>
         </w:rPr>
-        <w:t>Mục A (định nghĩa SKU):</w:t>
+        <w:t>Giải pháp 1 (Sync API - Đồng bộ):</w:t>
+      </w:r>
+      <w:r>
+        <w:t xml:space="preserve"> Ứng dụng gửi yêu cầu thanh toán sang Cổng thanh toán/Ngân hàng và giữ kết nối để chờ kết quả trả về ngay lập tức. Toàn bộ quá trình diễn ra trong một luồng (thread) duy nhất.</w:t>
       </w:r>
     </w:p>
     <w:p>
       <w:pPr>
         <w:numPr>
-          <w:ilvl w:val="1"/>
+          <w:ilvl w:val="0"/>
           <w:numId w:val="1"/>
         </w:numPr>
       </w:pPr>
-      <w:r>
-        <w:t>Đánh giá: Sai.</w:t>
-      </w:r>
-    </w:p>
-    <w:p>
-      <w:pPr>
-        <w:numPr>
-          <w:ilvl w:val="1"/>
-          <w:numId w:val="1"/>
-        </w:numPr>
-      </w:pPr>
-      <w:r>
-        <w:t xml:space="preserve">Vị trí đúng: </w:t>
-      </w:r>
       <w:r>
         <w:rPr>
           <w:b/>
           <w:bCs/>
         </w:rPr>
-        <w:t>1.3 Definitions, acronyms, and abbreviations</w:t>
-      </w:r>
-      <w:r>
-        <w:t xml:space="preserve"> (Định nghĩa, từ viết tắt).</w:t>
+        <w:t>Giải pháp 2 (Async Webhook/Queue - Bất đồng bộ):</w:t>
+      </w:r>
+      <w:r>
+        <w:t xml:space="preserve"> Ứng dụng chỉ tạo mã thanh toán (ví dụ VietQR). Khi khách hàng chuyển tiền thành công, Ngân hàng sẽ gọi một Webhook gửi tín hiệu về hệ thống. Hệ thống đẩy sự kiện (Event/Message) này vào Message Queue để các Worker (Billing Service) lấy ra xử lý dần (xác thực, gạch nợ, cập nhật trạng thái).</w:t>
       </w:r>
     </w:p>
+    <w:tbl>
+      <w:tblPr>
+        <w:tblW w:w="0" w:type="auto"/>
+        <w:tblCellSpacing w:w="15" w:type="dxa"/>
+        <w:tblCellMar>
+          <w:left w:w="0" w:type="dxa"/>
+          <w:right w:w="0" w:type="dxa"/>
+        </w:tblCellMar>
+        <w:tblLook w:val="04A0" w:firstRow="1" w:lastRow="0" w:firstColumn="1" w:lastColumn="0" w:noHBand="0" w:noVBand="1"/>
+      </w:tblPr>
+      <w:tblGrid>
+        <w:gridCol w:w="1521"/>
+        <w:gridCol w:w="3247"/>
+        <w:gridCol w:w="4576"/>
+      </w:tblGrid>
+      <w:tr>
+        <w:trPr>
+          <w:tblHeader/>
+          <w:tblCellSpacing w:w="15" w:type="dxa"/>
+        </w:trPr>
+        <w:tc>
+          <w:tcPr>
+            <w:tcW w:w="0" w:type="auto"/>
+            <w:tcBorders>
+              <w:top w:val="single" w:sz="6" w:space="0" w:color="C4C7C5"/>
+              <w:left w:val="single" w:sz="6" w:space="0" w:color="C4C7C5"/>
+              <w:bottom w:val="single" w:sz="6" w:space="0" w:color="C4C7C5"/>
+              <w:right w:val="single" w:sz="6" w:space="0" w:color="C4C7C5"/>
+            </w:tcBorders>
+            <w:tcMar>
+              <w:top w:w="120" w:type="dxa"/>
+              <w:left w:w="180" w:type="dxa"/>
+              <w:bottom w:w="120" w:type="dxa"/>
+              <w:right w:w="180" w:type="dxa"/>
+            </w:tcMar>
+            <w:vAlign w:val="center"/>
+            <w:hideMark/>
+          </w:tcPr>
+          <w:p>
+            <w:r>
+              <w:rPr>
+                <w:b/>
+                <w:bCs/>
+              </w:rPr>
+              <w:t>Tiêu chí</w:t>
+            </w:r>
+          </w:p>
+        </w:tc>
+        <w:tc>
+          <w:tcPr>
+            <w:tcW w:w="0" w:type="auto"/>
+            <w:tcBorders>
+              <w:top w:val="single" w:sz="6" w:space="0" w:color="C4C7C5"/>
+              <w:left w:val="single" w:sz="6" w:space="0" w:color="C4C7C5"/>
+              <w:bottom w:val="single" w:sz="6" w:space="0" w:color="C4C7C5"/>
+              <w:right w:val="single" w:sz="6" w:space="0" w:color="C4C7C5"/>
+            </w:tcBorders>
+            <w:tcMar>
+              <w:top w:w="120" w:type="dxa"/>
+              <w:left w:w="180" w:type="dxa"/>
+              <w:bottom w:w="120" w:type="dxa"/>
+              <w:right w:w="180" w:type="dxa"/>
+            </w:tcMar>
+            <w:vAlign w:val="center"/>
+            <w:hideMark/>
+          </w:tcPr>
+          <w:p>
+            <w:r>
+              <w:rPr>
+                <w:b/>
+                <w:bCs/>
+              </w:rPr>
+              <w:t>Giải pháp 1 (Sync API)</w:t>
+            </w:r>
+          </w:p>
+        </w:tc>
+        <w:tc>
+          <w:tcPr>
+            <w:tcW w:w="0" w:type="auto"/>
+            <w:tcBorders>
+              <w:top w:val="single" w:sz="6" w:space="0" w:color="C4C7C5"/>
+              <w:left w:val="single" w:sz="6" w:space="0" w:color="C4C7C5"/>
+              <w:bottom w:val="single" w:sz="6" w:space="0" w:color="C4C7C5"/>
+              <w:right w:val="single" w:sz="6" w:space="0" w:color="C4C7C5"/>
+            </w:tcBorders>
+            <w:tcMar>
+              <w:top w:w="120" w:type="dxa"/>
+              <w:left w:w="180" w:type="dxa"/>
+              <w:bottom w:w="120" w:type="dxa"/>
+              <w:right w:w="180" w:type="dxa"/>
+            </w:tcMar>
+            <w:vAlign w:val="center"/>
+            <w:hideMark/>
+          </w:tcPr>
+          <w:p>
+            <w:r>
+              <w:rPr>
+                <w:b/>
+                <w:bCs/>
+              </w:rPr>
+              <w:t>Giải pháp 2 (Async Webhook/Queue)</w:t>
+            </w:r>
+          </w:p>
+        </w:tc>
+      </w:tr>
+      <w:tr>
+        <w:trPr>
+          <w:tblCellSpacing w:w="15" w:type="dxa"/>
+        </w:trPr>
+        <w:tc>
+          <w:tcPr>
+            <w:tcW w:w="0" w:type="auto"/>
+            <w:tcBorders>
+              <w:top w:val="single" w:sz="6" w:space="0" w:color="C4C7C5"/>
+              <w:left w:val="single" w:sz="6" w:space="0" w:color="C4C7C5"/>
+              <w:bottom w:val="single" w:sz="6" w:space="0" w:color="C4C7C5"/>
+              <w:right w:val="single" w:sz="6" w:space="0" w:color="C4C7C5"/>
+            </w:tcBorders>
+            <w:tcMar>
+              <w:top w:w="120" w:type="dxa"/>
+              <w:left w:w="180" w:type="dxa"/>
+              <w:bottom w:w="120" w:type="dxa"/>
+              <w:right w:w="180" w:type="dxa"/>
+            </w:tcMar>
+            <w:vAlign w:val="center"/>
+            <w:hideMark/>
+          </w:tcPr>
+          <w:p>
+            <w:r>
+              <w:rPr>
+                <w:b/>
+                <w:bCs/>
+              </w:rPr>
+              <w:t>Độ tin cậy khi nghẽn mạng</w:t>
+            </w:r>
+          </w:p>
+        </w:tc>
+        <w:tc>
+          <w:tcPr>
+            <w:tcW w:w="0" w:type="auto"/>
+            <w:tcBorders>
+              <w:top w:val="single" w:sz="6" w:space="0" w:color="C4C7C5"/>
+              <w:left w:val="single" w:sz="6" w:space="0" w:color="C4C7C5"/>
+              <w:bottom w:val="single" w:sz="6" w:space="0" w:color="C4C7C5"/>
+              <w:right w:val="single" w:sz="6" w:space="0" w:color="C4C7C5"/>
+            </w:tcBorders>
+            <w:tcMar>
+              <w:top w:w="120" w:type="dxa"/>
+              <w:left w:w="180" w:type="dxa"/>
+              <w:bottom w:w="120" w:type="dxa"/>
+              <w:right w:w="180" w:type="dxa"/>
+            </w:tcMar>
+            <w:vAlign w:val="center"/>
+            <w:hideMark/>
+          </w:tcPr>
+          <w:p>
+            <w:r>
+              <w:rPr>
+                <w:b/>
+                <w:bCs/>
+              </w:rPr>
+              <w:t>Rất thấp.</w:t>
+            </w:r>
+            <w:r>
+              <w:t xml:space="preserve"> Dễ xảy ra tình trạng connection timeout, hệ thống mất đồng bộ trạng thái khi bị rớt mạng giữa chừng.</w:t>
+            </w:r>
+          </w:p>
+        </w:tc>
+        <w:tc>
+          <w:tcPr>
+            <w:tcW w:w="0" w:type="auto"/>
+            <w:tcBorders>
+              <w:top w:val="single" w:sz="6" w:space="0" w:color="C4C7C5"/>
+              <w:left w:val="single" w:sz="6" w:space="0" w:color="C4C7C5"/>
+              <w:bottom w:val="single" w:sz="6" w:space="0" w:color="C4C7C5"/>
+              <w:right w:val="single" w:sz="6" w:space="0" w:color="C4C7C5"/>
+            </w:tcBorders>
+            <w:tcMar>
+              <w:top w:w="120" w:type="dxa"/>
+              <w:left w:w="180" w:type="dxa"/>
+              <w:bottom w:w="120" w:type="dxa"/>
+              <w:right w:w="180" w:type="dxa"/>
+            </w:tcMar>
+            <w:vAlign w:val="center"/>
+            <w:hideMark/>
+          </w:tcPr>
+          <w:p>
+            <w:r>
+              <w:rPr>
+                <w:b/>
+                <w:bCs/>
+              </w:rPr>
+              <w:t>Rất cao.</w:t>
+            </w:r>
+            <w:r>
+              <w:t xml:space="preserve"> Dữ liệu trả về được lưu trữ an toàn trong Message Queue. Nếu Worker chết hoặc nghẽn, message vẫn nằm đó và sẽ được xử lý lại (Retry) khi phục hồi.</w:t>
+            </w:r>
+          </w:p>
+        </w:tc>
+      </w:tr>
+      <w:tr>
+        <w:trPr>
+          <w:tblCellSpacing w:w="15" w:type="dxa"/>
+        </w:trPr>
+        <w:tc>
+          <w:tcPr>
+            <w:tcW w:w="0" w:type="auto"/>
+            <w:tcBorders>
+              <w:top w:val="single" w:sz="6" w:space="0" w:color="C4C7C5"/>
+              <w:left w:val="single" w:sz="6" w:space="0" w:color="C4C7C5"/>
+              <w:bottom w:val="single" w:sz="6" w:space="0" w:color="C4C7C5"/>
+              <w:right w:val="single" w:sz="6" w:space="0" w:color="C4C7C5"/>
+            </w:tcBorders>
+            <w:tcMar>
+              <w:top w:w="120" w:type="dxa"/>
+              <w:left w:w="180" w:type="dxa"/>
+              <w:bottom w:w="120" w:type="dxa"/>
+              <w:right w:w="180" w:type="dxa"/>
+            </w:tcMar>
+            <w:vAlign w:val="center"/>
+            <w:hideMark/>
+          </w:tcPr>
+          <w:p>
+            <w:r>
+              <w:rPr>
+                <w:b/>
+                <w:bCs/>
+              </w:rPr>
+              <w:t>Độ phức tạp triển khai</w:t>
+            </w:r>
+          </w:p>
+        </w:tc>
+        <w:tc>
+          <w:tcPr>
+            <w:tcW w:w="0" w:type="auto"/>
+            <w:tcBorders>
+              <w:top w:val="single" w:sz="6" w:space="0" w:color="C4C7C5"/>
+              <w:left w:val="single" w:sz="6" w:space="0" w:color="C4C7C5"/>
+              <w:bottom w:val="single" w:sz="6" w:space="0" w:color="C4C7C5"/>
+              <w:right w:val="single" w:sz="6" w:space="0" w:color="C4C7C5"/>
+            </w:tcBorders>
+            <w:tcMar>
+              <w:top w:w="120" w:type="dxa"/>
+              <w:left w:w="180" w:type="dxa"/>
+              <w:bottom w:w="120" w:type="dxa"/>
+              <w:right w:w="180" w:type="dxa"/>
+            </w:tcMar>
+            <w:vAlign w:val="center"/>
+            <w:hideMark/>
+          </w:tcPr>
+          <w:p>
+            <w:r>
+              <w:rPr>
+                <w:b/>
+                <w:bCs/>
+              </w:rPr>
+              <w:t>Thấp.</w:t>
+            </w:r>
+            <w:r>
+              <w:t xml:space="preserve"> Kiến trúc đơn giản, code luồng đi thẳng, dễ debug.</w:t>
+            </w:r>
+          </w:p>
+        </w:tc>
+        <w:tc>
+          <w:tcPr>
+            <w:tcW w:w="0" w:type="auto"/>
+            <w:tcBorders>
+              <w:top w:val="single" w:sz="6" w:space="0" w:color="C4C7C5"/>
+              <w:left w:val="single" w:sz="6" w:space="0" w:color="C4C7C5"/>
+              <w:bottom w:val="single" w:sz="6" w:space="0" w:color="C4C7C5"/>
+              <w:right w:val="single" w:sz="6" w:space="0" w:color="C4C7C5"/>
+            </w:tcBorders>
+            <w:tcMar>
+              <w:top w:w="120" w:type="dxa"/>
+              <w:left w:w="180" w:type="dxa"/>
+              <w:bottom w:w="120" w:type="dxa"/>
+              <w:right w:w="180" w:type="dxa"/>
+            </w:tcMar>
+            <w:vAlign w:val="center"/>
+            <w:hideMark/>
+          </w:tcPr>
+          <w:p>
+            <w:r>
+              <w:rPr>
+                <w:b/>
+                <w:bCs/>
+              </w:rPr>
+              <w:t>Cao.</w:t>
+            </w:r>
+            <w:r>
+              <w:t xml:space="preserve"> Cần thiết lập hạ tầng Message Queue (RabbitMQ/Kafka), viết logic Webhook Receiver, xử lý lỗi trùng lặp (Idempotency Key).</w:t>
+            </w:r>
+          </w:p>
+        </w:tc>
+      </w:tr>
+      <w:tr>
+        <w:trPr>
+          <w:tblCellSpacing w:w="15" w:type="dxa"/>
+        </w:trPr>
+        <w:tc>
+          <w:tcPr>
+            <w:tcW w:w="0" w:type="auto"/>
+            <w:tcBorders>
+              <w:top w:val="single" w:sz="6" w:space="0" w:color="C4C7C5"/>
+              <w:left w:val="single" w:sz="6" w:space="0" w:color="C4C7C5"/>
+              <w:bottom w:val="single" w:sz="6" w:space="0" w:color="C4C7C5"/>
+              <w:right w:val="single" w:sz="6" w:space="0" w:color="C4C7C5"/>
+            </w:tcBorders>
+            <w:tcMar>
+              <w:top w:w="120" w:type="dxa"/>
+              <w:left w:w="180" w:type="dxa"/>
+              <w:bottom w:w="120" w:type="dxa"/>
+              <w:right w:w="180" w:type="dxa"/>
+            </w:tcMar>
+            <w:vAlign w:val="center"/>
+            <w:hideMark/>
+          </w:tcPr>
+          <w:p>
+            <w:r>
+              <w:rPr>
+                <w:b/>
+                <w:bCs/>
+              </w:rPr>
+              <w:t>Rủi ro sai lệch dữ liệu tài chính</w:t>
+            </w:r>
+          </w:p>
+        </w:tc>
+        <w:tc>
+          <w:tcPr>
+            <w:tcW w:w="0" w:type="auto"/>
+            <w:tcBorders>
+              <w:top w:val="single" w:sz="6" w:space="0" w:color="C4C7C5"/>
+              <w:left w:val="single" w:sz="6" w:space="0" w:color="C4C7C5"/>
+              <w:bottom w:val="single" w:sz="6" w:space="0" w:color="C4C7C5"/>
+              <w:right w:val="single" w:sz="6" w:space="0" w:color="C4C7C5"/>
+            </w:tcBorders>
+            <w:tcMar>
+              <w:top w:w="120" w:type="dxa"/>
+              <w:left w:w="180" w:type="dxa"/>
+              <w:bottom w:w="120" w:type="dxa"/>
+              <w:right w:w="180" w:type="dxa"/>
+            </w:tcMar>
+            <w:vAlign w:val="center"/>
+            <w:hideMark/>
+          </w:tcPr>
+          <w:p>
+            <w:r>
+              <w:rPr>
+                <w:b/>
+                <w:bCs/>
+              </w:rPr>
+              <w:t>Cao.</w:t>
+            </w:r>
+            <w:r>
+              <w:t xml:space="preserve"> Dễ dính bẫy "Khách bị trừ tiền nhưng ứng dụng báo lỗi/timeout", dẫn đến tranh chấp tài chính.</w:t>
+            </w:r>
+          </w:p>
+        </w:tc>
+        <w:tc>
+          <w:tcPr>
+            <w:tcW w:w="0" w:type="auto"/>
+            <w:tcBorders>
+              <w:top w:val="single" w:sz="6" w:space="0" w:color="C4C7C5"/>
+              <w:left w:val="single" w:sz="6" w:space="0" w:color="C4C7C5"/>
+              <w:bottom w:val="single" w:sz="6" w:space="0" w:color="C4C7C5"/>
+              <w:right w:val="single" w:sz="6" w:space="0" w:color="C4C7C5"/>
+            </w:tcBorders>
+            <w:tcMar>
+              <w:top w:w="120" w:type="dxa"/>
+              <w:left w:w="180" w:type="dxa"/>
+              <w:bottom w:w="120" w:type="dxa"/>
+              <w:right w:w="180" w:type="dxa"/>
+            </w:tcMar>
+            <w:vAlign w:val="center"/>
+            <w:hideMark/>
+          </w:tcPr>
+          <w:p>
+            <w:r>
+              <w:rPr>
+                <w:b/>
+                <w:bCs/>
+              </w:rPr>
+              <w:t>Rất thấp.</w:t>
+            </w:r>
+            <w:r>
+              <w:t xml:space="preserve"> Đảm bảo tính nhất quán cao. Các Worker xử lý độc lập kết hợp cơ chế kiểm tra trùng lặp giúp dữ liệu luôn chính xác.</w:t>
+            </w:r>
+          </w:p>
+        </w:tc>
+      </w:tr>
+    </w:tbl>
     <w:p>
-      <w:pPr>
-        <w:numPr>
-          <w:ilvl w:val="0"/>
-          <w:numId w:val="1"/>
-        </w:numPr>
-      </w:pPr>
       <w:r>
         <w:rPr>
           <w:b/>
           <w:bCs/>
         </w:rPr>
-        <w:t>Danh sách Actor/Use Case tổng thể:</w:t>
-      </w:r>
-    </w:p>
-    <w:p>
-      <w:pPr>
-        <w:numPr>
-          <w:ilvl w:val="1"/>
-          <w:numId w:val="1"/>
-        </w:numPr>
-      </w:pPr>
-      <w:r>
-        <w:t xml:space="preserve">Vị trí đúng: </w:t>
+        <w:t>3. Lựa chọn giải pháp:</w:t>
+      </w:r>
+      <w:r>
+        <w:t xml:space="preserve"> </w:t>
       </w:r>
       <w:r>
         <w:rPr>
           <w:b/>
           <w:bCs/>
         </w:rPr>
-        <w:t>2.2 Product functions</w:t>
-      </w:r>
-      <w:r>
-        <w:t xml:space="preserve"> (Chức năng sản phẩm). Đây là nơi tổng hợp và mô tả các chức năng chính của hệ thống ở góc độ người dùng (Actor).</w:t>
+        <w:t>Chọn Giải pháp 2 (Async Webhook/Queue).</w:t>
+      </w:r>
+      <w:r>
+        <w:t xml:space="preserve"> </w:t>
+      </w:r>
+      <w:r>
+        <w:rPr>
+          <w:i/>
+          <w:iCs/>
+        </w:rPr>
+        <w:t>Lý do:</w:t>
+      </w:r>
+      <w:r>
+        <w:t xml:space="preserve"> Hệ thống RikkeiLogistics yêu cầu xử lý khối lượng giao dịch lớn (&gt;200.000 giao dịch/ngày) và đòi hỏi tính toàn vẹn dữ liệu (ACID) tuyệt đối. GP2 giúp giải quyết triệt để rủi ro khách bị trừ tiền nhưng hệ thống không ghi nhận do nghẽn mạng. Việc áp dụng Message Queue giúp hệ thống phân tải tốt, không bị sập (crash) khi lưu lượng thanh toán tăng đột biến.</w:t>
       </w:r>
     </w:p>
     <w:p>
-      <w:pPr>
-        <w:numPr>
-          <w:ilvl w:val="0"/>
-          <w:numId w:val="1"/>
-        </w:numPr>
-      </w:pPr>
-      <w:r>
+      <w:r>
+        <w:br w:type="page"/>
+      </w:r>
+    </w:p>
+    <w:p>
+      <w:pPr>
+        <w:spacing w:after="0" w:line="240" w:lineRule="auto"/>
+        <w:rPr>
+          <w:rFonts w:ascii="Times New Roman" w:eastAsia="Times New Roman" w:hAnsi="Times New Roman" w:cs="Times New Roman"/>
+          <w:kern w:val="0"/>
+          <w14:ligatures w14:val="none"/>
+        </w:rPr>
+      </w:pPr>
+      <w:r>
+        <w:rPr>
+          <w:rFonts w:ascii="Times New Roman" w:eastAsia="Times New Roman" w:hAnsi="Times New Roman" w:cs="Times New Roman"/>
+          <w:noProof/>
+          <w:kern w:val="0"/>
+          <w14:ligatures w14:val="none"/>
+        </w:rPr>
+        <w:lastRenderedPageBreak/>
+        <w:drawing>
+          <wp:inline distT="0" distB="0" distL="0" distR="0" wp14:anchorId="5C7FBAD3" wp14:editId="34994292">
+            <wp:extent cx="6043100" cy="2948026"/>
+            <wp:effectExtent l="0" t="0" r="0" b="0"/>
+            <wp:docPr id="1" name="Picture 1"/>
+            <wp:cNvGraphicFramePr>
+              <a:graphicFrameLocks xmlns:a="http://schemas.openxmlformats.org/drawingml/2006/main" noChangeAspect="1"/>
+            </wp:cNvGraphicFramePr>
+            <a:graphic xmlns:a="http://schemas.openxmlformats.org/drawingml/2006/main">
+              <a:graphicData uri="http://schemas.openxmlformats.org/drawingml/2006/picture">
+                <pic:pic xmlns:pic="http://schemas.openxmlformats.org/drawingml/2006/picture">
+                  <pic:nvPicPr>
+                    <pic:cNvPr id="0" name="Picture 1"/>
+                    <pic:cNvPicPr>
+                      <a:picLocks noChangeAspect="1" noChangeArrowheads="1"/>
+                    </pic:cNvPicPr>
+                  </pic:nvPicPr>
+                  <pic:blipFill>
+                    <a:blip r:embed="rId5" cstate="print">
+                      <a:extLst>
+                        <a:ext uri="{28A0092B-C50C-407E-A947-70E740481C1C}">
+                          <a14:useLocalDpi xmlns:a14="http://schemas.microsoft.com/office/drawing/2010/main" val="0"/>
+                        </a:ext>
+                      </a:extLst>
+                    </a:blip>
+                    <a:srcRect/>
+                    <a:stretch>
+                      <a:fillRect/>
+                    </a:stretch>
+                  </pic:blipFill>
+                  <pic:spPr bwMode="auto">
+                    <a:xfrm>
+                      <a:off x="0" y="0"/>
+                      <a:ext cx="6076205" cy="2964176"/>
+                    </a:xfrm>
+                    <a:prstGeom prst="rect">
+                      <a:avLst/>
+                    </a:prstGeom>
+                    <a:noFill/>
+                    <a:ln>
+                      <a:noFill/>
+                    </a:ln>
+                  </pic:spPr>
+                </pic:pic>
+              </a:graphicData>
+            </a:graphic>
+          </wp:inline>
+        </w:drawing>
+      </w:r>
+    </w:p>
+    <w:p>
+      <w:pPr>
         <w:rPr>
           <w:b/>
           <w:bCs/>
         </w:rPr>
-        <w:t>Sơ đồ Sequence quét mã vạch (minh họa REQ-02):</w:t>
-      </w:r>
+      </w:pPr>
     </w:p>
     <w:p>
       <w:pPr>
-        <w:numPr>
-          <w:ilvl w:val="1"/>
-          <w:numId w:val="1"/>
-        </w:numPr>
-      </w:pPr>
-      <w:r>
-        <w:t xml:space="preserve">Vị trí đúng: </w:t>
-      </w:r>
-      <w:r>
         <w:rPr>
           <w:b/>
           <w:bCs/>
         </w:rPr>
-        <w:t>3.2 Functional Requirements</w:t>
-      </w:r>
-      <w:r>
-        <w:t xml:space="preserve"> (Yêu cầu chức năng). Sơ đồ này cần được đặt ngay dưới đặc tả chi tiết của REQ-02 để minh họa rõ luồng xử lý kỹ thuật của chức năng đó.</w:t>
-      </w:r>
-    </w:p>
-    <w:p>
+      </w:pPr>
       <w:r>
         <w:rPr>
           <w:b/>
           <w:bCs/>
         </w:rPr>
-        <w:t>Bước 2: Viết lại REQ-02 và REQ-03 đạt chuẩn Verifiable (Có thể đo lường/kiểm chứng)</w:t>
+        <w:t>Phần 3: Danh sách bảng dữ liệu &amp; Cơ chế bảo mật (Theo cấu trúc IEEE 830)</w:t>
       </w:r>
     </w:p>
     <w:p>
-      <w:pPr>
-        <w:numPr>
-          <w:ilvl w:val="0"/>
-          <w:numId w:val="2"/>
-        </w:numPr>
-      </w:pPr>
       <w:r>
         <w:rPr>
           <w:b/>
           <w:bCs/>
         </w:rPr>
-        <w:t>REQ-02:</w:t>
+        <w:t>1. Liệt kê 4 bảng dữ liệu thiết yếu:</w:t>
       </w:r>
     </w:p>
     <w:p>
       <w:pPr>
         <w:numPr>
-          <w:ilvl w:val="1"/>
-          <w:numId w:val="2"/>
+          <w:ilvl w:val="0"/>
+          <w:numId w:val="3"/>
         </w:numPr>
       </w:pPr>
       <w:r>
-        <w:t>Từ ngữ cảm tính: "cực nhanh"</w:t>
+        <w:t>Shipment: Lưu thông tin vận đơn (Mã vận đơn, Người gửi, Người nhận, Cước phí, Trạng thái giao hàng...).</w:t>
       </w:r>
     </w:p>
     <w:p>
       <w:pPr>
         <w:numPr>
-          <w:ilvl w:val="1"/>
-          <w:numId w:val="2"/>
+          <w:ilvl w:val="0"/>
+          <w:numId w:val="3"/>
         </w:numPr>
       </w:pPr>
       <w:r>
-        <w:t xml:space="preserve">Viết lại: Khi quét mã vạch sản phẩm, hệ thống phải hiển thị kết quả phản hồi trên giao diện trong thời gian </w:t>
-      </w:r>
+        <w:t>PaymentTransaction: Lưu thông tin giao dịch (Mã giao dịch, Số tiền, Trạng thái thanh toán, Idempotency Key chống trùng).</w:t>
+      </w:r>
+    </w:p>
+    <w:p>
+      <w:pPr>
+        <w:numPr>
+          <w:ilvl w:val="0"/>
+          <w:numId w:val="3"/>
+        </w:numPr>
+      </w:pPr>
+      <w:r>
+        <w:t>CODSettlement: Quản lý các phiên đối soát tiền thu hộ (Mã đối soát, Số tiền COD, Thông tin ví nhận tiền, Trạng thái chuyển tiền 24h).</w:t>
+      </w:r>
+    </w:p>
+    <w:p>
+      <w:pPr>
+        <w:numPr>
+          <w:ilvl w:val="0"/>
+          <w:numId w:val="3"/>
+        </w:numPr>
+      </w:pPr>
+      <w:r>
+        <w:t>AuditLog: Lưu vết hệ thống (Thời gian, Hành động, IP, Dữ liệu thay đổi, Kết quả thực thi).</w:t>
+      </w:r>
+    </w:p>
+    <w:p>
       <w:r>
         <w:rPr>
           <w:b/>
           <w:bCs/>
         </w:rPr>
-        <w:t>tối đa 1 giây</w:t>
-      </w:r>
-      <w:r>
-        <w:t xml:space="preserve">. </w:t>
-      </w:r>
-      <w:r>
-        <w:rPr>
-          <w:i/>
-          <w:iCs/>
-        </w:rPr>
-        <w:t>(Có thể thay đổi 1 giây thành 500ms tùy yêu cầu hiệu năng cụ thể của dự án)</w:t>
-      </w:r>
-      <w:r>
-        <w:t>.</w:t>
+        <w:t>2. Đặc tả cơ chế bảo mật (Tham khảo Mục 3.4. Security Requirements của IEEE 830):</w:t>
       </w:r>
     </w:p>
     <w:p>
       <w:pPr>
         <w:numPr>
           <w:ilvl w:val="0"/>
-          <w:numId w:val="2"/>
+          <w:numId w:val="4"/>
         </w:numPr>
       </w:pPr>
       <w:r>
@@ -208,49 +654,59 @@
           <w:b/>
           <w:bCs/>
         </w:rPr>
-        <w:t>REQ-03:</w:t>
+        <w:t>REQ-SEC-01 (Bảo mật định danh - API Key):</w:t>
+      </w:r>
+      <w:r>
+        <w:t xml:space="preserve"> Hệ thống chỉ chấp nhận các payload thanh toán được gửi tới từ Cổng thanh toán/Ngân hàng có chứa định danh API Key hợp lệ trong Header. Nếu thiếu hoặc sai API Key, hệ thống trả về mã lỗi 401 Unauthorized ngay lập tức.</w:t>
       </w:r>
     </w:p>
     <w:p>
       <w:pPr>
         <w:numPr>
-          <w:ilvl w:val="1"/>
-          <w:numId w:val="2"/>
+          <w:ilvl w:val="0"/>
+          <w:numId w:val="4"/>
         </w:numPr>
       </w:pPr>
-      <w:r>
-        <w:t>Từ ngữ cảm tính: "nếu người quản lý thấy cần thiết"</w:t>
-      </w:r>
-    </w:p>
-    <w:p>
-      <w:pPr>
-        <w:numPr>
-          <w:ilvl w:val="1"/>
-          <w:numId w:val="2"/>
-        </w:numPr>
-      </w:pPr>
-      <w:r>
-        <w:t xml:space="preserve">Viết lại: Hệ thống phải cho phép người dùng có quyền </w:t>
-      </w:r>
       <w:r>
         <w:rPr>
           <w:b/>
           <w:bCs/>
         </w:rPr>
-        <w:t>"Quản lý kho"</w:t>
-      </w:r>
-      <w:r>
-        <w:t xml:space="preserve"> thực hiện chức năng xuất báo cáo tồn kho </w:t>
-      </w:r>
-      <w:r>
-        <w:rPr>
-          <w:b/>
-          <w:bCs/>
-        </w:rPr>
-        <w:t>bất kỳ lúc nào</w:t>
-      </w:r>
-      <w:r>
-        <w:t>. (Hoặc: Hệ thống phải cung cấp chức năng xuất báo cáo tồn kho dành riêng cho tài khoản được phân vai trò "Quản lý kho").</w:t>
+        <w:t>REQ-SEC-02 (Toàn vẹn dữ liệu - HMAC Checksum):</w:t>
+      </w:r>
+    </w:p>
+    <w:p>
+      <w:pPr>
+        <w:numPr>
+          <w:ilvl w:val="1"/>
+          <w:numId w:val="4"/>
+        </w:numPr>
+      </w:pPr>
+      <w:r>
+        <w:t>Mọi giao dịch thanh toán từ Ngân hàng truyền về phải đính kèm chữ ký điện tử (được mã hóa bằng thuật toán HMAC-SHA256).</w:t>
+      </w:r>
+    </w:p>
+    <w:p>
+      <w:pPr>
+        <w:numPr>
+          <w:ilvl w:val="1"/>
+          <w:numId w:val="4"/>
+        </w:numPr>
+      </w:pPr>
+      <w:r>
+        <w:lastRenderedPageBreak/>
+        <w:t>Hệ thống RikkeiLogistics phải dùng Secret Key nội bộ để băm (hash) lại dữ liệu payload vừa nhận.</w:t>
+      </w:r>
+    </w:p>
+    <w:p>
+      <w:pPr>
+        <w:numPr>
+          <w:ilvl w:val="1"/>
+          <w:numId w:val="4"/>
+        </w:numPr>
+      </w:pPr>
+      <w:r>
+        <w:t>Nếu chuỗi hash sinh ra khớp với chữ ký đính kèm, giao dịch được đánh dấu hợp lệ. Nếu không khớp, hệ thống từ chối cập nhật trạng thái PAID và ghi nhận sự kiện cảnh báo vào bảng AuditLog để điều tra rủi ro giả mạo giao dịch.</w:t>
       </w:r>
     </w:p>
     <w:p/>
@@ -267,9 +723,9 @@
 <file path=word/numbering.xml><?xml version="1.0" encoding="utf-8"?>
 <w:numbering xmlns:wpc="http://schemas.microsoft.com/office/word/2010/wordprocessingCanvas" xmlns:cx="http://schemas.microsoft.com/office/drawing/2014/chartex" xmlns:cx1="http://schemas.microsoft.com/office/drawing/2015/9/8/chartex" xmlns:cx2="http://schemas.microsoft.com/office/drawing/2015/10/21/chartex" xmlns:cx3="http://schemas.microsoft.com/office/drawing/2016/5/9/chartex" xmlns:cx4="http://schemas.microsoft.com/office/drawing/2016/5/10/chartex" xmlns:cx5="http://schemas.microsoft.com/office/drawing/2016/5/11/chartex" xmlns:cx6="http://schemas.microsoft.com/office/drawing/2016/5/12/chartex" xmlns:cx7="http://schemas.microsoft.com/office/drawing/2016/5/13/chartex" xmlns:cx8="http://schemas.microsoft.com/office/drawing/2016/5/14/chartex" xmlns:mc="http://schemas.openxmlformats.org/markup-compatibility/2006" xmlns:aink="http://schemas.microsoft.com/office/drawing/2016/ink" xmlns:am3d="http://schemas.microsoft.com/office/drawing/2017/model3d" xmlns:o="urn:schemas-microsoft-com:office:office" xmlns:oel="http://schemas.microsoft.com/office/2019/extlst" xmlns:r="http://schemas.openxmlformats.org/officeDocument/2006/relationships" xmlns:m="http://schemas.openxmlformats.org/officeDocument/2006/math" xmlns:v="urn:schemas-microsoft-com:vml" xmlns:wp14="http://schemas.microsoft.com/office/word/2010/wordprocessingDrawing" xmlns:wp="http://schemas.openxmlformats.org/drawingml/2006/wordprocessingDrawing" xmlns:w10="urn:schemas-microsoft-com:office:word" xmlns:w="http://schemas.openxmlformats.org/wordprocessingml/2006/main" xmlns:w14="http://schemas.microsoft.com/office/word/2010/wordml" xmlns:w15="http://schemas.microsoft.com/office/word/2012/wordml" xmlns:w16cex="http://schemas.microsoft.com/office/word/2018/wordml/cex" xmlns:w16cid="http://schemas.microsoft.com/office/word/2016/wordml/cid" xmlns:w16="http://schemas.microsoft.com/office/word/2018/wordml" xmlns:w16du="http://schemas.microsoft.com/office/word/2023/wordml/word16du" xmlns:w16sdtdh="http://schemas.microsoft.com/office/word/2020/wordml/sdtdatahash" xmlns:w16sdtfl="http://schemas.microsoft.com/office/word/2024/wordml/sdtformatlock" xmlns:w16se="http://schemas.microsoft.com/office/word/2015/wordml/symex" xmlns:wpg="http://schemas.microsoft.com/office/word/2010/wordprocessingGroup" xmlns:wpi="http://schemas.microsoft.com/office/word/2010/wordprocessingInk" xmlns:wne="http://schemas.microsoft.com/office/word/2006/wordml" xmlns:wps="http://schemas.microsoft.com/office/word/2010/wordprocessingShape" mc:Ignorable="w14 w15 w16se w16cid w16 w16cex w16sdtdh w16sdtfl w16du wp14">
   <w:abstractNum w:abstractNumId="0" w15:restartNumberingAfterBreak="0">
-    <w:nsid w:val="1DD40813"/>
+    <w:nsid w:val="6B2C37CD"/>
     <w:multiLevelType w:val="multilevel"/>
-    <w:tmpl w:val="C09217BE"/>
+    <w:tmpl w:val="FD74FF94"/>
     <w:lvl w:ilvl="0">
       <w:start w:val="1"/>
       <w:numFmt w:val="bullet"/>
@@ -286,7 +742,7 @@
         <w:sz w:val="20"/>
       </w:rPr>
     </w:lvl>
-    <w:lvl w:ilvl="1">
+    <w:lvl w:ilvl="1" w:tentative="1">
       <w:start w:val="1"/>
       <w:numFmt w:val="bullet"/>
       <w:lvlText w:val="o"/>
@@ -416,9 +872,9 @@
     </w:lvl>
   </w:abstractNum>
   <w:abstractNum w:abstractNumId="1" w15:restartNumberingAfterBreak="0">
-    <w:nsid w:val="47641A89"/>
+    <w:nsid w:val="6E482221"/>
     <w:multiLevelType w:val="multilevel"/>
-    <w:tmpl w:val="6B588FF4"/>
+    <w:tmpl w:val="FEA82D64"/>
     <w:lvl w:ilvl="0">
       <w:start w:val="1"/>
       <w:numFmt w:val="bullet"/>
@@ -435,6 +891,268 @@
         <w:sz w:val="20"/>
       </w:rPr>
     </w:lvl>
+    <w:lvl w:ilvl="1" w:tentative="1">
+      <w:start w:val="1"/>
+      <w:numFmt w:val="bullet"/>
+      <w:lvlText w:val="o"/>
+      <w:lvlJc w:val="left"/>
+      <w:pPr>
+        <w:tabs>
+          <w:tab w:val="num" w:pos="1440"/>
+        </w:tabs>
+        <w:ind w:left="1440" w:hanging="360"/>
+      </w:pPr>
+      <w:rPr>
+        <w:rFonts w:ascii="Courier New" w:hAnsi="Courier New" w:hint="default"/>
+        <w:sz w:val="20"/>
+      </w:rPr>
+    </w:lvl>
+    <w:lvl w:ilvl="2" w:tentative="1">
+      <w:start w:val="1"/>
+      <w:numFmt w:val="bullet"/>
+      <w:lvlText w:val=""/>
+      <w:lvlJc w:val="left"/>
+      <w:pPr>
+        <w:tabs>
+          <w:tab w:val="num" w:pos="2160"/>
+        </w:tabs>
+        <w:ind w:left="2160" w:hanging="360"/>
+      </w:pPr>
+      <w:rPr>
+        <w:rFonts w:ascii="Wingdings" w:hAnsi="Wingdings" w:hint="default"/>
+        <w:sz w:val="20"/>
+      </w:rPr>
+    </w:lvl>
+    <w:lvl w:ilvl="3" w:tentative="1">
+      <w:start w:val="1"/>
+      <w:numFmt w:val="bullet"/>
+      <w:lvlText w:val=""/>
+      <w:lvlJc w:val="left"/>
+      <w:pPr>
+        <w:tabs>
+          <w:tab w:val="num" w:pos="2880"/>
+        </w:tabs>
+        <w:ind w:left="2880" w:hanging="360"/>
+      </w:pPr>
+      <w:rPr>
+        <w:rFonts w:ascii="Wingdings" w:hAnsi="Wingdings" w:hint="default"/>
+        <w:sz w:val="20"/>
+      </w:rPr>
+    </w:lvl>
+    <w:lvl w:ilvl="4" w:tentative="1">
+      <w:start w:val="1"/>
+      <w:numFmt w:val="bullet"/>
+      <w:lvlText w:val=""/>
+      <w:lvlJc w:val="left"/>
+      <w:pPr>
+        <w:tabs>
+          <w:tab w:val="num" w:pos="3600"/>
+        </w:tabs>
+        <w:ind w:left="3600" w:hanging="360"/>
+      </w:pPr>
+      <w:rPr>
+        <w:rFonts w:ascii="Wingdings" w:hAnsi="Wingdings" w:hint="default"/>
+        <w:sz w:val="20"/>
+      </w:rPr>
+    </w:lvl>
+    <w:lvl w:ilvl="5" w:tentative="1">
+      <w:start w:val="1"/>
+      <w:numFmt w:val="bullet"/>
+      <w:lvlText w:val=""/>
+      <w:lvlJc w:val="left"/>
+      <w:pPr>
+        <w:tabs>
+          <w:tab w:val="num" w:pos="4320"/>
+        </w:tabs>
+        <w:ind w:left="4320" w:hanging="360"/>
+      </w:pPr>
+      <w:rPr>
+        <w:rFonts w:ascii="Wingdings" w:hAnsi="Wingdings" w:hint="default"/>
+        <w:sz w:val="20"/>
+      </w:rPr>
+    </w:lvl>
+    <w:lvl w:ilvl="6" w:tentative="1">
+      <w:start w:val="1"/>
+      <w:numFmt w:val="bullet"/>
+      <w:lvlText w:val=""/>
+      <w:lvlJc w:val="left"/>
+      <w:pPr>
+        <w:tabs>
+          <w:tab w:val="num" w:pos="5040"/>
+        </w:tabs>
+        <w:ind w:left="5040" w:hanging="360"/>
+      </w:pPr>
+      <w:rPr>
+        <w:rFonts w:ascii="Wingdings" w:hAnsi="Wingdings" w:hint="default"/>
+        <w:sz w:val="20"/>
+      </w:rPr>
+    </w:lvl>
+    <w:lvl w:ilvl="7" w:tentative="1">
+      <w:start w:val="1"/>
+      <w:numFmt w:val="bullet"/>
+      <w:lvlText w:val=""/>
+      <w:lvlJc w:val="left"/>
+      <w:pPr>
+        <w:tabs>
+          <w:tab w:val="num" w:pos="5760"/>
+        </w:tabs>
+        <w:ind w:left="5760" w:hanging="360"/>
+      </w:pPr>
+      <w:rPr>
+        <w:rFonts w:ascii="Wingdings" w:hAnsi="Wingdings" w:hint="default"/>
+        <w:sz w:val="20"/>
+      </w:rPr>
+    </w:lvl>
+    <w:lvl w:ilvl="8" w:tentative="1">
+      <w:start w:val="1"/>
+      <w:numFmt w:val="bullet"/>
+      <w:lvlText w:val=""/>
+      <w:lvlJc w:val="left"/>
+      <w:pPr>
+        <w:tabs>
+          <w:tab w:val="num" w:pos="6480"/>
+        </w:tabs>
+        <w:ind w:left="6480" w:hanging="360"/>
+      </w:pPr>
+      <w:rPr>
+        <w:rFonts w:ascii="Wingdings" w:hAnsi="Wingdings" w:hint="default"/>
+        <w:sz w:val="20"/>
+      </w:rPr>
+    </w:lvl>
+  </w:abstractNum>
+  <w:abstractNum w:abstractNumId="2" w15:restartNumberingAfterBreak="0">
+    <w:nsid w:val="72502B88"/>
+    <w:multiLevelType w:val="multilevel"/>
+    <w:tmpl w:val="8B42EE6E"/>
+    <w:lvl w:ilvl="0">
+      <w:start w:val="1"/>
+      <w:numFmt w:val="decimal"/>
+      <w:lvlText w:val="%1."/>
+      <w:lvlJc w:val="left"/>
+      <w:pPr>
+        <w:tabs>
+          <w:tab w:val="num" w:pos="720"/>
+        </w:tabs>
+        <w:ind w:left="720" w:hanging="360"/>
+      </w:pPr>
+    </w:lvl>
+    <w:lvl w:ilvl="1" w:tentative="1">
+      <w:start w:val="1"/>
+      <w:numFmt w:val="decimal"/>
+      <w:lvlText w:val="%2."/>
+      <w:lvlJc w:val="left"/>
+      <w:pPr>
+        <w:tabs>
+          <w:tab w:val="num" w:pos="1440"/>
+        </w:tabs>
+        <w:ind w:left="1440" w:hanging="360"/>
+      </w:pPr>
+    </w:lvl>
+    <w:lvl w:ilvl="2" w:tentative="1">
+      <w:start w:val="1"/>
+      <w:numFmt w:val="decimal"/>
+      <w:lvlText w:val="%3."/>
+      <w:lvlJc w:val="left"/>
+      <w:pPr>
+        <w:tabs>
+          <w:tab w:val="num" w:pos="2160"/>
+        </w:tabs>
+        <w:ind w:left="2160" w:hanging="360"/>
+      </w:pPr>
+    </w:lvl>
+    <w:lvl w:ilvl="3" w:tentative="1">
+      <w:start w:val="1"/>
+      <w:numFmt w:val="decimal"/>
+      <w:lvlText w:val="%4."/>
+      <w:lvlJc w:val="left"/>
+      <w:pPr>
+        <w:tabs>
+          <w:tab w:val="num" w:pos="2880"/>
+        </w:tabs>
+        <w:ind w:left="2880" w:hanging="360"/>
+      </w:pPr>
+    </w:lvl>
+    <w:lvl w:ilvl="4" w:tentative="1">
+      <w:start w:val="1"/>
+      <w:numFmt w:val="decimal"/>
+      <w:lvlText w:val="%5."/>
+      <w:lvlJc w:val="left"/>
+      <w:pPr>
+        <w:tabs>
+          <w:tab w:val="num" w:pos="3600"/>
+        </w:tabs>
+        <w:ind w:left="3600" w:hanging="360"/>
+      </w:pPr>
+    </w:lvl>
+    <w:lvl w:ilvl="5" w:tentative="1">
+      <w:start w:val="1"/>
+      <w:numFmt w:val="decimal"/>
+      <w:lvlText w:val="%6."/>
+      <w:lvlJc w:val="left"/>
+      <w:pPr>
+        <w:tabs>
+          <w:tab w:val="num" w:pos="4320"/>
+        </w:tabs>
+        <w:ind w:left="4320" w:hanging="360"/>
+      </w:pPr>
+    </w:lvl>
+    <w:lvl w:ilvl="6" w:tentative="1">
+      <w:start w:val="1"/>
+      <w:numFmt w:val="decimal"/>
+      <w:lvlText w:val="%7."/>
+      <w:lvlJc w:val="left"/>
+      <w:pPr>
+        <w:tabs>
+          <w:tab w:val="num" w:pos="5040"/>
+        </w:tabs>
+        <w:ind w:left="5040" w:hanging="360"/>
+      </w:pPr>
+    </w:lvl>
+    <w:lvl w:ilvl="7" w:tentative="1">
+      <w:start w:val="1"/>
+      <w:numFmt w:val="decimal"/>
+      <w:lvlText w:val="%8."/>
+      <w:lvlJc w:val="left"/>
+      <w:pPr>
+        <w:tabs>
+          <w:tab w:val="num" w:pos="5760"/>
+        </w:tabs>
+        <w:ind w:left="5760" w:hanging="360"/>
+      </w:pPr>
+    </w:lvl>
+    <w:lvl w:ilvl="8" w:tentative="1">
+      <w:start w:val="1"/>
+      <w:numFmt w:val="decimal"/>
+      <w:lvlText w:val="%9."/>
+      <w:lvlJc w:val="left"/>
+      <w:pPr>
+        <w:tabs>
+          <w:tab w:val="num" w:pos="6480"/>
+        </w:tabs>
+        <w:ind w:left="6480" w:hanging="360"/>
+      </w:pPr>
+    </w:lvl>
+  </w:abstractNum>
+  <w:abstractNum w:abstractNumId="3" w15:restartNumberingAfterBreak="0">
+    <w:nsid w:val="7A486BB0"/>
+    <w:multiLevelType w:val="multilevel"/>
+    <w:tmpl w:val="187804F6"/>
+    <w:lvl w:ilvl="0">
+      <w:start w:val="1"/>
+      <w:numFmt w:val="bullet"/>
+      <w:lvlText w:val=""/>
+      <w:lvlJc w:val="left"/>
+      <w:pPr>
+        <w:tabs>
+          <w:tab w:val="num" w:pos="720"/>
+        </w:tabs>
+        <w:ind w:left="720" w:hanging="360"/>
+      </w:pPr>
+      <w:rPr>
+        <w:rFonts w:ascii="Symbol" w:hAnsi="Symbol" w:hint="default"/>
+        <w:sz w:val="20"/>
+      </w:rPr>
+    </w:lvl>
     <w:lvl w:ilvl="1">
       <w:start w:val="1"/>
       <w:numFmt w:val="bullet"/>
@@ -564,11 +1282,17 @@
       </w:rPr>
     </w:lvl>
   </w:abstractNum>
-  <w:num w:numId="1" w16cid:durableId="1997414358">
+  <w:num w:numId="1" w16cid:durableId="1747923881">
     <w:abstractNumId w:val="1"/>
   </w:num>
-  <w:num w:numId="2" w16cid:durableId="426538244">
+  <w:num w:numId="2" w16cid:durableId="1524829443">
+    <w:abstractNumId w:val="2"/>
+  </w:num>
+  <w:num w:numId="3" w16cid:durableId="1337340009">
     <w:abstractNumId w:val="0"/>
+  </w:num>
+  <w:num w:numId="4" w16cid:durableId="1633172007">
+    <w:abstractNumId w:val="3"/>
   </w:num>
 </w:numbering>
 </file>
@@ -981,7 +1705,7 @@
     <w:link w:val="Heading1Char"/>
     <w:uiPriority w:val="9"/>
     <w:qFormat/>
-    <w:rsid w:val="002C6925"/>
+    <w:rsid w:val="0081184D"/>
     <w:pPr>
       <w:keepNext/>
       <w:keepLines/>
@@ -1004,7 +1728,7 @@
     <w:semiHidden/>
     <w:unhideWhenUsed/>
     <w:qFormat/>
-    <w:rsid w:val="002C6925"/>
+    <w:rsid w:val="0081184D"/>
     <w:pPr>
       <w:keepNext/>
       <w:keepLines/>
@@ -1027,7 +1751,7 @@
     <w:semiHidden/>
     <w:unhideWhenUsed/>
     <w:qFormat/>
-    <w:rsid w:val="002C6925"/>
+    <w:rsid w:val="0081184D"/>
     <w:pPr>
       <w:keepNext/>
       <w:keepLines/>
@@ -1050,7 +1774,7 @@
     <w:semiHidden/>
     <w:unhideWhenUsed/>
     <w:qFormat/>
-    <w:rsid w:val="002C6925"/>
+    <w:rsid w:val="0081184D"/>
     <w:pPr>
       <w:keepNext/>
       <w:keepLines/>
@@ -1073,7 +1797,7 @@
     <w:semiHidden/>
     <w:unhideWhenUsed/>
     <w:qFormat/>
-    <w:rsid w:val="002C6925"/>
+    <w:rsid w:val="0081184D"/>
     <w:pPr>
       <w:keepNext/>
       <w:keepLines/>
@@ -1094,7 +1818,7 @@
     <w:semiHidden/>
     <w:unhideWhenUsed/>
     <w:qFormat/>
-    <w:rsid w:val="002C6925"/>
+    <w:rsid w:val="0081184D"/>
     <w:pPr>
       <w:keepNext/>
       <w:keepLines/>
@@ -1117,7 +1841,7 @@
     <w:semiHidden/>
     <w:unhideWhenUsed/>
     <w:qFormat/>
-    <w:rsid w:val="002C6925"/>
+    <w:rsid w:val="0081184D"/>
     <w:pPr>
       <w:keepNext/>
       <w:keepLines/>
@@ -1138,7 +1862,7 @@
     <w:semiHidden/>
     <w:unhideWhenUsed/>
     <w:qFormat/>
-    <w:rsid w:val="002C6925"/>
+    <w:rsid w:val="0081184D"/>
     <w:pPr>
       <w:keepNext/>
       <w:keepLines/>
@@ -1161,7 +1885,7 @@
     <w:semiHidden/>
     <w:unhideWhenUsed/>
     <w:qFormat/>
-    <w:rsid w:val="002C6925"/>
+    <w:rsid w:val="0081184D"/>
     <w:pPr>
       <w:keepNext/>
       <w:keepLines/>
@@ -1235,7 +1959,7 @@
     <w:basedOn w:val="DefaultParagraphFont"/>
     <w:link w:val="Heading1"/>
     <w:uiPriority w:val="9"/>
-    <w:rsid w:val="002C6925"/>
+    <w:rsid w:val="0081184D"/>
     <w:rPr>
       <w:rFonts w:asciiTheme="majorHAnsi" w:eastAsiaTheme="majorEastAsia" w:hAnsiTheme="majorHAnsi" w:cstheme="majorBidi"/>
       <w:color w:val="0F4761" w:themeColor="accent1" w:themeShade="BF"/>
@@ -1249,7 +1973,7 @@
     <w:link w:val="Heading2"/>
     <w:uiPriority w:val="9"/>
     <w:semiHidden/>
-    <w:rsid w:val="002C6925"/>
+    <w:rsid w:val="0081184D"/>
     <w:rPr>
       <w:rFonts w:asciiTheme="majorHAnsi" w:eastAsiaTheme="majorEastAsia" w:hAnsiTheme="majorHAnsi" w:cstheme="majorBidi"/>
       <w:color w:val="0F4761" w:themeColor="accent1" w:themeShade="BF"/>
@@ -1263,7 +1987,7 @@
     <w:link w:val="Heading3"/>
     <w:uiPriority w:val="9"/>
     <w:semiHidden/>
-    <w:rsid w:val="002C6925"/>
+    <w:rsid w:val="0081184D"/>
     <w:rPr>
       <w:rFonts w:eastAsiaTheme="majorEastAsia" w:cstheme="majorBidi"/>
       <w:color w:val="0F4761" w:themeColor="accent1" w:themeShade="BF"/>
@@ -1277,7 +2001,7 @@
     <w:link w:val="Heading4"/>
     <w:uiPriority w:val="9"/>
     <w:semiHidden/>
-    <w:rsid w:val="002C6925"/>
+    <w:rsid w:val="0081184D"/>
     <w:rPr>
       <w:rFonts w:eastAsiaTheme="majorEastAsia" w:cstheme="majorBidi"/>
       <w:i/>
@@ -1291,7 +2015,7 @@
     <w:link w:val="Heading5"/>
     <w:uiPriority w:val="9"/>
     <w:semiHidden/>
-    <w:rsid w:val="002C6925"/>
+    <w:rsid w:val="0081184D"/>
     <w:rPr>
       <w:rFonts w:eastAsiaTheme="majorEastAsia" w:cstheme="majorBidi"/>
       <w:color w:val="0F4761" w:themeColor="accent1" w:themeShade="BF"/>
@@ -1303,7 +2027,7 @@
     <w:link w:val="Heading6"/>
     <w:uiPriority w:val="9"/>
     <w:semiHidden/>
-    <w:rsid w:val="002C6925"/>
+    <w:rsid w:val="0081184D"/>
     <w:rPr>
       <w:rFonts w:eastAsiaTheme="majorEastAsia" w:cstheme="majorBidi"/>
       <w:i/>
@@ -1317,7 +2041,7 @@
     <w:link w:val="Heading7"/>
     <w:uiPriority w:val="9"/>
     <w:semiHidden/>
-    <w:rsid w:val="002C6925"/>
+    <w:rsid w:val="0081184D"/>
     <w:rPr>
       <w:rFonts w:eastAsiaTheme="majorEastAsia" w:cstheme="majorBidi"/>
       <w:color w:val="595959" w:themeColor="text1" w:themeTint="A6"/>
@@ -1329,7 +2053,7 @@
     <w:link w:val="Heading8"/>
     <w:uiPriority w:val="9"/>
     <w:semiHidden/>
-    <w:rsid w:val="002C6925"/>
+    <w:rsid w:val="0081184D"/>
     <w:rPr>
       <w:rFonts w:eastAsiaTheme="majorEastAsia" w:cstheme="majorBidi"/>
       <w:i/>
@@ -1343,7 +2067,7 @@
     <w:link w:val="Heading9"/>
     <w:uiPriority w:val="9"/>
     <w:semiHidden/>
-    <w:rsid w:val="002C6925"/>
+    <w:rsid w:val="0081184D"/>
     <w:rPr>
       <w:rFonts w:eastAsiaTheme="majorEastAsia" w:cstheme="majorBidi"/>
       <w:color w:val="272727" w:themeColor="text1" w:themeTint="D8"/>
@@ -1356,7 +2080,7 @@
     <w:link w:val="TitleChar"/>
     <w:uiPriority w:val="10"/>
     <w:qFormat/>
-    <w:rsid w:val="002C6925"/>
+    <w:rsid w:val="0081184D"/>
     <w:pPr>
       <w:spacing w:after="80" w:line="240" w:lineRule="auto"/>
       <w:contextualSpacing/>
@@ -1374,7 +2098,7 @@
     <w:basedOn w:val="DefaultParagraphFont"/>
     <w:link w:val="Title"/>
     <w:uiPriority w:val="10"/>
-    <w:rsid w:val="002C6925"/>
+    <w:rsid w:val="0081184D"/>
     <w:rPr>
       <w:rFonts w:asciiTheme="majorHAnsi" w:eastAsiaTheme="majorEastAsia" w:hAnsiTheme="majorHAnsi" w:cstheme="majorBidi"/>
       <w:spacing w:val="-10"/>
@@ -1390,7 +2114,7 @@
     <w:link w:val="SubtitleChar"/>
     <w:uiPriority w:val="11"/>
     <w:qFormat/>
-    <w:rsid w:val="002C6925"/>
+    <w:rsid w:val="0081184D"/>
     <w:pPr>
       <w:numPr>
         <w:ilvl w:val="1"/>
@@ -1409,7 +2133,7 @@
     <w:basedOn w:val="DefaultParagraphFont"/>
     <w:link w:val="Subtitle"/>
     <w:uiPriority w:val="11"/>
-    <w:rsid w:val="002C6925"/>
+    <w:rsid w:val="0081184D"/>
     <w:rPr>
       <w:rFonts w:eastAsiaTheme="majorEastAsia" w:cstheme="majorBidi"/>
       <w:color w:val="595959" w:themeColor="text1" w:themeTint="A6"/>
@@ -1425,7 +2149,7 @@
     <w:link w:val="QuoteChar"/>
     <w:uiPriority w:val="29"/>
     <w:qFormat/>
-    <w:rsid w:val="002C6925"/>
+    <w:rsid w:val="0081184D"/>
     <w:pPr>
       <w:spacing w:before="160"/>
       <w:jc w:val="center"/>
@@ -1441,7 +2165,7 @@
     <w:basedOn w:val="DefaultParagraphFont"/>
     <w:link w:val="Quote"/>
     <w:uiPriority w:val="29"/>
-    <w:rsid w:val="002C6925"/>
+    <w:rsid w:val="0081184D"/>
     <w:rPr>
       <w:i/>
       <w:iCs/>
@@ -1453,7 +2177,7 @@
     <w:basedOn w:val="Normal"/>
     <w:uiPriority w:val="34"/>
     <w:qFormat/>
-    <w:rsid w:val="002C6925"/>
+    <w:rsid w:val="0081184D"/>
     <w:pPr>
       <w:ind w:left="720"/>
       <w:contextualSpacing/>
@@ -1464,7 +2188,7 @@
     <w:basedOn w:val="DefaultParagraphFont"/>
     <w:uiPriority w:val="21"/>
     <w:qFormat/>
-    <w:rsid w:val="002C6925"/>
+    <w:rsid w:val="0081184D"/>
     <w:rPr>
       <w:i/>
       <w:iCs/>
@@ -1478,7 +2202,7 @@
     <w:link w:val="IntenseQuoteChar"/>
     <w:uiPriority w:val="30"/>
     <w:qFormat/>
-    <w:rsid w:val="002C6925"/>
+    <w:rsid w:val="0081184D"/>
     <w:pPr>
       <w:pBdr>
         <w:top w:val="single" w:sz="4" w:space="10" w:color="0F4761" w:themeColor="accent1" w:themeShade="BF"/>
@@ -1499,7 +2223,7 @@
     <w:basedOn w:val="DefaultParagraphFont"/>
     <w:link w:val="IntenseQuote"/>
     <w:uiPriority w:val="30"/>
-    <w:rsid w:val="002C6925"/>
+    <w:rsid w:val="0081184D"/>
     <w:rPr>
       <w:i/>
       <w:iCs/>
@@ -1511,7 +2235,7 @@
     <w:basedOn w:val="DefaultParagraphFont"/>
     <w:uiPriority w:val="32"/>
     <w:qFormat/>
-    <w:rsid w:val="002C6925"/>
+    <w:rsid w:val="0081184D"/>
     <w:rPr>
       <w:b/>
       <w:bCs/>
